--- a/flow/20230914_vu_template/drafts/2024-11-g/10-НД-Гл.8-апп.Єраста, Олімпа.docx
+++ b/flow/20230914_vu_template/drafts/2024-11-g/10-НД-Гл.8-апп.Єраста, Олімпа.docx
@@ -23411,7 +23411,7 @@
           <w:szCs w:val="24"/>
           <w:rtl w:val="0"/>
         </w:rPr>
-        <w:t>Хоч і став ти, Господи, на суді Пилата,* то не покинув ти престолу, сидячи разом з Отцем;* але, воскреснувши з мертвих, ти визволив світ з недолі ворожої,* як щедрий і людинаолюбець.</w:t>
+        <w:t>Хоч і став ти, Господи, на суді Пилата,* то не покинув ти престолу, сидячи разом з Отцем;* але, воскреснувши з мертвих, ти визволив світ з недолі ворожої,* як щедрий і людинолюбний.</w:t>
       </w:r>
     </w:p>
     <w:p>
